--- a/ibm6450/files/F.docx
+++ b/ibm6450/files/F.docx
@@ -57,7 +57,7 @@
                 <w:b/>
                 <w:sz w:val="19"/>
               </w:rPr>
-              <w:t>10 of the STAMP project's 100 (= 4% of the course)</w:t>
+              <w:t>15 of the STAMP project's 100 (= 6% of the course)</w:t>
             </w:r>
           </w:p>
         </w:tc>
